--- a/doc/QNSC_TIMER_MAS.docx
+++ b/doc/QNSC_TIMER_MAS.docx
@@ -8968,7 +8968,7 @@
         <w:rPr>
           <w:rStyle w:val="VerbatimChar"/>
         </w:rPr>
-        <w:t xml:space="preserve">SYSCTL</w:t>
+        <w:t xml:space="preserve">SCRC</w:t>
       </w:r>
       <w:r>
         <w:t xml:space="preserve"> </w:t>
@@ -10207,7 +10207,7 @@
               <w:rPr>
                 <w:rStyle w:val="VerbatimChar"/>
               </w:rPr>
-              <w:t xml:space="preserve">SYSCTL</w:t>
+              <w:t xml:space="preserve">SCRC</w:t>
             </w:r>
           </w:p>
         </w:tc>
@@ -10314,7 +10314,7 @@
               <w:rPr>
                 <w:rStyle w:val="VerbatimChar"/>
               </w:rPr>
-              <w:t xml:space="preserve">SYSCTL</w:t>
+              <w:t xml:space="preserve">SCRC</w:t>
             </w:r>
           </w:p>
         </w:tc>
@@ -10774,7 +10774,7 @@
         <w:rPr>
           <w:rStyle w:val="VerbatimChar"/>
         </w:rPr>
-        <w:t xml:space="preserve">SYSCTL</w:t>
+        <w:t xml:space="preserve">SCRC</w:t>
       </w:r>
       <w:r>
         <w:t xml:space="preserve"> </w:t>

--- a/doc/QNSC_TIMER_MAS.docx
+++ b/doc/QNSC_TIMER_MAS.docx
@@ -24,6 +24,11 @@
       </w:pPr>
       <w:r>
         <w:t xml:space="preserve">QUY NHON SEMICONDUCTORS – QNSC</w:t>
+      </w:r>
+    </w:p>
+    <w:p>
+      <w:r>
+        <w:br w:type="page"/>
       </w:r>
     </w:p>
     <w:sdt>
@@ -48,6 +53,25 @@
             <w:instrText xml:space="preserve">TOC \o "1-2" \h \z \u</w:instrText>
             <w:fldChar w:fldCharType="separate"/>
             <w:fldChar w:fldCharType="end"/>
+          </w:r>
+        </w:p>
+        <w:p>
+          <w:pPr>
+            <w:pStyle w:val="TOCHeading"/>
+            <w:jc w:val="left"/>
+          </w:pPr>
+          <w:r>
+            <w:t xml:space="preserve">Table of Figures</w:t>
+          </w:r>
+        </w:p>
+        <w:p>
+          <w:pPr>
+            <w:pStyle w:val="TOC1"/>
+            <w:ind w:left="180"/>
+            <w:jc w:val="left"/>
+          </w:pPr>
+          <w:r>
+            <w:t xml:space="preserve">Figure 1-1. Figure 1 – TIMER0 and TIMER1 in QSOC</w:t>
           </w:r>
         </w:p>
       </w:sdtContent>
@@ -1627,7 +1651,7 @@
         <w:jc w:val="left"/>
       </w:pPr>
       <w:r>
-        <w:t xml:space="preserve">Figure 1 – TIMER0 and TIMER1 in QSOC</w:t>
+        <w:t xml:space="preserve">Figure 1-1. Figure 1 – TIMER0 and TIMER1 in QSOC</w:t>
       </w:r>
     </w:p>
     <w:bookmarkEnd w:id="32"/>

--- a/doc/QNSC_TIMER_MAS.docx
+++ b/doc/QNSC_TIMER_MAS.docx
@@ -57,7 +57,8 @@
         </w:p>
         <w:p>
           <w:pPr>
-            <w:pStyle w:val="TOCHeading"/>
+            <w:pStyle w:val="Heading1"/>
+            <w:outlineLvl w:val="0"/>
             <w:jc w:val="left"/>
           </w:pPr>
           <w:r>
@@ -12599,25 +12600,25 @@
       <w:rPr>
         <w:szCs w:val="26"/>
       </w:rPr>
-      <w:t>V</w:t>
+      <w:t>V1.2</w:t>
     </w:r>
     <w:r>
       <w:rPr>
         <w:szCs w:val="26"/>
       </w:rPr>
-      <w:t>1</w:t>
+      <w:t/>
     </w:r>
     <w:r>
       <w:rPr>
         <w:szCs w:val="26"/>
       </w:rPr>
-      <w:t>.</w:t>
+      <w:t/>
     </w:r>
     <w:r>
       <w:rPr>
         <w:szCs w:val="26"/>
       </w:rPr>
-      <w:t>0</w:t>
+      <w:t/>
     </w:r>
   </w:p>
 </w:hdr>
@@ -15158,7 +15159,6 @@
       <w:rFonts w:cstheme="majorHAnsi"/>
       <w:b/>
       <w:bCs/>
-      <w:caps/>
     </w:rPr>
   </w:style>
   <w:style w:styleId="TOC2" w:type="paragraph">
@@ -16262,7 +16262,6 @@
     <w:rPr>
       <w:rFonts w:ascii="Calibri Light" w:cs="Times New Roman" w:hAnsi="Calibri Light"/>
       <w:iCs/>
-      <w:color w:val="2E74B5"/>
       <w:sz w:val="28"/>
       <w:szCs w:val="28"/>
       <w:lang w:eastAsia="ja-JP"/>
@@ -16369,7 +16368,7 @@
       <w:keepNext/>
       <w:keepLines/>
       <w:spacing w:after="0" w:before="2200"/>
-      <w:jc w:val="left"/>
+      <w:jc w:val="center"/>
     </w:pPr>
     <w:rPr>
       <w:rFonts w:cs="Times New Roman" w:eastAsia="Malgun Gothic"/>
@@ -16402,11 +16401,8 @@
     <w:qFormat/>
     <w:rsid w:val="00FD46F6"/>
     <w:pPr>
-      <w:pBdr>
-        <w:top w:color="auto" w:space="1" w:sz="4" w:val="single"/>
-      </w:pBdr>
       <w:spacing w:after="360" w:before="360"/>
-      <w:jc w:val="right"/>
+      <w:jc w:val="center"/>
     </w:pPr>
     <w:rPr>
       <w:sz w:val="40"/>
@@ -16965,6 +16961,18 @@
       <w:rFonts w:cs="Arial"/>
       <w:b/>
       <w:bCs/>
+    </w:rPr>
+  </w:style>
+  <w:style w:styleId="Author" w:type="paragraph">
+    <w:name w:val="Author"/>
+    <w:basedOn w:val="Normal"/>
+    <w:pPr>
+      <w:jc w:val="center"/>
+      <w:spacing w:before="240"/>
+    </w:pPr>
+    <w:rPr>
+      <w:sz w:val="24"/>
+      <w:szCs w:val="24"/>
     </w:rPr>
   </w:style>
   <w:style w:type="paragraph" w:customStyle="1" w:styleId="SourceCode">

--- a/doc/QNSC_TIMER_MAS.docx
+++ b/doc/QNSC_TIMER_MAS.docx
@@ -42,6 +42,7 @@
         <w:p>
           <w:pPr>
             <w:pStyle w:val="TOCHeading"/>
+            <w:outlineLvl w:val="0"/>
           </w:pPr>
           <w:r>
             <w:t xml:space="preserve">Table of Contents</w:t>
@@ -58,8 +59,8 @@
         <w:p>
           <w:pPr>
             <w:pStyle w:val="Heading1"/>
+            <w:jc w:val="left"/>
             <w:outlineLvl w:val="0"/>
-            <w:jc w:val="left"/>
           </w:pPr>
           <w:r>
             <w:t xml:space="preserve">Table of Figures</w:t>

--- a/doc/QNSC_TIMER_MAS.docx
+++ b/doc/QNSC_TIMER_MAS.docx
@@ -41,7 +41,7 @@
       <w:sdtContent>
         <w:p>
           <w:pPr>
-            <w:pStyle w:val="TOCHeading"/>
+            <w:pStyle w:val="Heading1"/>
             <w:outlineLvl w:val="0"/>
           </w:pPr>
           <w:r>
@@ -15158,8 +15158,8 @@
     </w:pPr>
     <w:rPr>
       <w:rFonts w:cstheme="majorHAnsi"/>
-      <w:b/>
-      <w:bCs/>
+      <w:sz w:val="24"/>
+      <w:szCs w:val="24"/>
     </w:rPr>
   </w:style>
   <w:style w:styleId="TOC2" w:type="paragraph">

--- a/doc/QNSC_TIMER_MAS.docx
+++ b/doc/QNSC_TIMER_MAS.docx
@@ -2112,7 +2112,22 @@
               <w:t xml:space="preserve"> </w:t>
             </w:r>
             <w:r>
-              <w:t xml:space="preserve">cluster clock – section 7.5</w:t>
+              <w:t xml:space="preserve">cluster clock, gateable by</w:t>
+            </w:r>
+            <w:r>
+              <w:t xml:space="preserve"> </w:t>
+            </w:r>
+            <w:r>
+              <w:rPr>
+                <w:rStyle w:val="VerbatimChar"/>
+              </w:rPr>
+              <w:t xml:space="preserve">SCRC</w:t>
+            </w:r>
+            <w:r>
+              <w:t xml:space="preserve"> </w:t>
+            </w:r>
+            <w:r>
+              <w:t xml:space="preserve">– section 10</w:t>
             </w:r>
           </w:p>
         </w:tc>
@@ -5228,16 +5243,7 @@
           <w:b/>
           <w:bCs/>
         </w:rPr>
-        <w:t xml:space="preserve">The 64-bit compare is correct, and it is worth showing why</w:t>
-      </w:r>
-      <w:r>
-        <w:t xml:space="preserve">, because the expression</w:t>
-      </w:r>
-      <w:r>
-        <w:t xml:space="preserve"> </w:t>
-      </w:r>
-      <w:r>
-        <w:t xml:space="preserve">looks as though two unrelated events must coincide.</w:t>
+        <w:t xml:space="preserve">The AND is correct, though it looks as though two unrelated events must coincide.</w:t>
       </w:r>
       <w:r>
         <w:t xml:space="preserve"> </w:t>
@@ -5252,13 +5258,7 @@
         <w:t xml:space="preserve"> </w:t>
       </w:r>
       <w:r>
-        <w:t xml:space="preserve">is high for the</w:t>
-      </w:r>
-      <w:r>
-        <w:t xml:space="preserve"> </w:t>
-      </w:r>
-      <w:r>
-        <w:t xml:space="preserve">whole epoch in which</w:t>
+        <w:t xml:space="preserve">is high for the whole epoch in which</w:t>
       </w:r>
       <w:r>
         <w:t xml:space="preserve"> </w:t>
@@ -5273,13 +5273,13 @@
         <w:t xml:space="preserve"> </w:t>
       </w:r>
       <w:r>
-        <w:t xml:space="preserve">equals its target, and that epoch lasts one full wrap</w:t>
-      </w:r>
-      <w:r>
-        <w:t xml:space="preserve"> </w:t>
-      </w:r>
-      <w:r>
-        <w:t xml:space="preserve">of</w:t>
+        <w:t xml:space="preserve">equals its target</w:t>
+      </w:r>
+      <w:r>
+        <w:t xml:space="preserve"> </w:t>
+      </w:r>
+      <w:r>
+        <w:t xml:space="preserve">– one full wrap of</w:t>
       </w:r>
       <w:r>
         <w:t xml:space="preserve"> </w:t>
@@ -5291,7 +5291,10 @@
         <w:t xml:space="preserve">counter_lo</w:t>
       </w:r>
       <w:r>
-        <w:t xml:space="preserve">. Within it,</w:t>
+        <w:t xml:space="preserve"> </w:t>
+      </w:r>
+      <w:r>
+        <w:t xml:space="preserve">– and within that epoch</w:t>
       </w:r>
       <w:r>
         <w:t xml:space="preserve"> </w:t>
@@ -5306,13 +5309,13 @@
         <w:t xml:space="preserve"> </w:t>
       </w:r>
       <w:r>
-        <w:t xml:space="preserve">passes through every value exactly once, so it</w:t>
-      </w:r>
-      <w:r>
-        <w:t xml:space="preserve"> </w:t>
-      </w:r>
-      <w:r>
-        <w:t xml:space="preserve">equals its own target for exactly one tick. The AND therefore produces</w:t>
+        <w:t xml:space="preserve">equals its own</w:t>
+      </w:r>
+      <w:r>
+        <w:t xml:space="preserve"> </w:t>
+      </w:r>
+      <w:r>
+        <w:t xml:space="preserve">target for exactly one tick. So the AND gives</w:t>
       </w:r>
       <w:r>
         <w:t xml:space="preserve"> </w:t>
@@ -5322,24 +5325,16 @@
           <w:b/>
           <w:bCs/>
         </w:rPr>
-        <w:t xml:space="preserve">exactly one</w:t>
-      </w:r>
-      <w:r>
-        <w:rPr>
-          <w:b/>
-          <w:bCs/>
-        </w:rPr>
-        <w:t xml:space="preserve"> </w:t>
-      </w:r>
-      <w:r>
-        <w:rPr>
-          <w:b/>
-          <w:bCs/>
-        </w:rPr>
-        <w:t xml:space="preserve">pulse</w:t>
-      </w:r>
-      <w:r>
-        <w:t xml:space="preserve">, at the intended 64-bit value.</w:t>
+        <w:t xml:space="preserve">exactly one pulse</w:t>
+      </w:r>
+      <w:r>
+        <w:t xml:space="preserve">, at the intended</w:t>
+      </w:r>
+      <w:r>
+        <w:t xml:space="preserve"> </w:t>
+      </w:r>
+      <w:r>
+        <w:t xml:space="preserve">64-bit value.</w:t>
       </w:r>
     </w:p>
     <w:bookmarkEnd w:id="38"/>

--- a/doc/QNSC_TIMER_MAS.docx
+++ b/doc/QNSC_TIMER_MAS.docx
@@ -74,16 +74,6 @@
           </w:pPr>
           <w:r>
             <w:t xml:space="preserve">Table 1-1. Instance assignment</w:t>
-          </w:r>
-        </w:p>
-        <w:p>
-          <w:pPr>
-            <w:pStyle w:val="TOC1"/>
-            <w:ind w:left="180"/>
-            <w:jc w:val="left"/>
-          </w:pPr>
-          <w:r>
-            <w:t xml:space="preserve">Table 3-1. TIMER sub-modules, per instance</w:t>
           </w:r>
         </w:p>
         <w:p>
@@ -1265,409 +1255,6 @@
         <w:t xml:space="preserve">Figure 3-2. Inside one TIMER instance</w:t>
       </w:r>
     </w:p>
-    <w:p>
-      <w:pPr>
-        <w:pStyle w:val="Tablecaption0"/>
-      </w:pPr>
-      <w:r>
-        <w:t xml:space="preserve">Table 3-1. TIMER sub-modules, per instance</w:t>
-      </w:r>
-    </w:p>
-    <w:tbl>
-      <w:tblPr>
-        <w:tblStyle w:val="TableGrid"/>
-        <w:tblW w:type="pct" w:w="5000"/>
-        <w:tblLayout w:type="fixed"/>
-        <w:tblLook w:firstRow="1" w:lastRow="0" w:firstColumn="0" w:lastColumn="0" w:noHBand="0" w:noVBand="0" w:val="0020"/>
-        <w:tblCaption w:val="TIMER sub-modules, per instance"/>
-      </w:tblPr>
-      <w:tblGrid>
-        <w:gridCol w:w="2376"/>
-        <w:gridCol w:w="3168"/>
-        <w:gridCol w:w="2376"/>
-      </w:tblGrid>
-      <w:tr>
-        <w:trPr>
-          <w:tblHeader w:val="on"/>
-        </w:trPr>
-        <w:tc>
-          <w:tcPr/>
-          <w:p>
-            <w:pPr>
-              <w:pStyle w:val="Compact"/>
-              <w:jc w:val="left"/>
-            </w:pPr>
-            <w:r>
-              <w:t xml:space="preserve">Sub-module</w:t>
-            </w:r>
-          </w:p>
-        </w:tc>
-        <w:tc>
-          <w:tcPr/>
-          <w:p>
-            <w:pPr>
-              <w:pStyle w:val="Compact"/>
-              <w:jc w:val="right"/>
-            </w:pPr>
-            <w:r>
-              <w:t xml:space="preserve">Count</w:t>
-            </w:r>
-          </w:p>
-        </w:tc>
-        <w:tc>
-          <w:tcPr/>
-          <w:p>
-            <w:pPr>
-              <w:pStyle w:val="Compact"/>
-              <w:jc w:val="left"/>
-            </w:pPr>
-            <w:r>
-              <w:t xml:space="preserve">Function</w:t>
-            </w:r>
-          </w:p>
-        </w:tc>
-      </w:tr>
-      <w:tr>
-        <w:tc>
-          <w:tcPr/>
-          <w:p>
-            <w:pPr>
-              <w:pStyle w:val="Compact"/>
-              <w:jc w:val="left"/>
-            </w:pPr>
-            <w:r>
-              <w:t xml:space="preserve">APB register file</w:t>
-            </w:r>
-          </w:p>
-        </w:tc>
-        <w:tc>
-          <w:tcPr/>
-          <w:p>
-            <w:pPr>
-              <w:pStyle w:val="Compact"/>
-              <w:jc w:val="right"/>
-            </w:pPr>
-            <w:r>
-              <w:t xml:space="preserve">1</w:t>
-            </w:r>
-          </w:p>
-        </w:tc>
-        <w:tc>
-          <w:tcPr/>
-          <w:p>
-            <w:pPr>
-              <w:pStyle w:val="Compact"/>
-              <w:jc w:val="left"/>
-            </w:pPr>
-            <w:r>
-              <w:rPr>
-                <w:rStyle w:val="VerbatimChar"/>
-              </w:rPr>
-              <w:t xml:space="preserve">CFG</w:t>
-            </w:r>
-            <w:r>
-              <w:t xml:space="preserve">,</w:t>
-            </w:r>
-            <w:r>
-              <w:t xml:space="preserve"> </w:t>
-            </w:r>
-            <w:r>
-              <w:rPr>
-                <w:rStyle w:val="VerbatimChar"/>
-              </w:rPr>
-              <w:t xml:space="preserve">TIMER_VAL</w:t>
-            </w:r>
-            <w:r>
-              <w:t xml:space="preserve">,</w:t>
-            </w:r>
-            <w:r>
-              <w:t xml:space="preserve"> </w:t>
-            </w:r>
-            <w:r>
-              <w:rPr>
-                <w:rStyle w:val="VerbatimChar"/>
-              </w:rPr>
-              <w:t xml:space="preserve">TIMER_CMP</w:t>
-            </w:r>
-            <w:r>
-              <w:t xml:space="preserve">,</w:t>
-            </w:r>
-            <w:r>
-              <w:t xml:space="preserve"> </w:t>
-            </w:r>
-            <w:r>
-              <w:rPr>
-                <w:rStyle w:val="VerbatimChar"/>
-              </w:rPr>
-              <w:t xml:space="preserve">TIMER_START</w:t>
-            </w:r>
-            <w:r>
-              <w:t xml:space="preserve">,</w:t>
-            </w:r>
-            <w:r>
-              <w:t xml:space="preserve"> </w:t>
-            </w:r>
-            <w:r>
-              <w:rPr>
-                <w:rStyle w:val="VerbatimChar"/>
-              </w:rPr>
-              <w:t xml:space="preserve">TIMER_RESET</w:t>
-            </w:r>
-            <w:r>
-              <w:t xml:space="preserve"> </w:t>
-            </w:r>
-            <w:r>
-              <w:t xml:space="preserve">for</w:t>
-            </w:r>
-            <w:r>
-              <w:t xml:space="preserve"> </w:t>
-            </w:r>
-            <w:r>
-              <w:rPr>
-                <w:rStyle w:val="VerbatimChar"/>
-              </w:rPr>
-              <w:t xml:space="preserve">lo</w:t>
-            </w:r>
-            <w:r>
-              <w:t xml:space="preserve"> </w:t>
-            </w:r>
-            <w:r>
-              <w:t xml:space="preserve">and</w:t>
-            </w:r>
-            <w:r>
-              <w:t xml:space="preserve"> </w:t>
-            </w:r>
-            <w:r>
-              <w:rPr>
-                <w:rStyle w:val="VerbatimChar"/>
-              </w:rPr>
-              <w:t xml:space="preserve">hi</w:t>
-            </w:r>
-            <w:r>
-              <w:t xml:space="preserve"> </w:t>
-            </w:r>
-            <w:r>
-              <w:t xml:space="preserve">– section 6</w:t>
-            </w:r>
-          </w:p>
-        </w:tc>
-      </w:tr>
-      <w:tr>
-        <w:tc>
-          <w:tcPr/>
-          <w:p>
-            <w:pPr>
-              <w:pStyle w:val="Compact"/>
-              <w:jc w:val="left"/>
-            </w:pPr>
-            <w:r>
-              <w:rPr>
-                <w:rStyle w:val="VerbatimChar"/>
-              </w:rPr>
-              <w:t xml:space="preserve">timer_unit_counter_presc</w:t>
-            </w:r>
-          </w:p>
-        </w:tc>
-        <w:tc>
-          <w:tcPr/>
-          <w:p>
-            <w:pPr>
-              <w:pStyle w:val="Compact"/>
-              <w:jc w:val="right"/>
-            </w:pPr>
-            <w:r>
-              <w:t xml:space="preserve">2</w:t>
-            </w:r>
-          </w:p>
-        </w:tc>
-        <w:tc>
-          <w:tcPr/>
-          <w:p>
-            <w:pPr>
-              <w:pStyle w:val="Compact"/>
-              <w:jc w:val="left"/>
-            </w:pPr>
-            <w:r>
-              <w:t xml:space="preserve">8-bit prescaler ahead of each counter</w:t>
-            </w:r>
-          </w:p>
-        </w:tc>
-      </w:tr>
-      <w:tr>
-        <w:tc>
-          <w:tcPr/>
-          <w:p>
-            <w:pPr>
-              <w:pStyle w:val="Compact"/>
-              <w:jc w:val="left"/>
-            </w:pPr>
-            <w:r>
-              <w:rPr>
-                <w:rStyle w:val="VerbatimChar"/>
-              </w:rPr>
-              <w:t xml:space="preserve">timer_unit_counter</w:t>
-            </w:r>
-          </w:p>
-        </w:tc>
-        <w:tc>
-          <w:tcPr/>
-          <w:p>
-            <w:pPr>
-              <w:pStyle w:val="Compact"/>
-              <w:jc w:val="right"/>
-            </w:pPr>
-            <w:r>
-              <w:t xml:space="preserve">2</w:t>
-            </w:r>
-          </w:p>
-        </w:tc>
-        <w:tc>
-          <w:tcPr/>
-          <w:p>
-            <w:pPr>
-              <w:pStyle w:val="Compact"/>
-              <w:jc w:val="left"/>
-            </w:pPr>
-            <w:r>
-              <w:t xml:space="preserve">32-bit counter with a registered equality compare,</w:t>
-            </w:r>
-            <w:r>
-              <w:t xml:space="preserve"> </w:t>
-            </w:r>
-            <w:r>
-              <w:rPr>
-                <w:rStyle w:val="VerbatimChar"/>
-              </w:rPr>
-              <w:t xml:space="preserve">lo</w:t>
-            </w:r>
-            <w:r>
-              <w:t xml:space="preserve"> </w:t>
-            </w:r>
-            <w:r>
-              <w:t xml:space="preserve">and</w:t>
-            </w:r>
-            <w:r>
-              <w:t xml:space="preserve"> </w:t>
-            </w:r>
-            <w:r>
-              <w:rPr>
-                <w:rStyle w:val="VerbatimChar"/>
-              </w:rPr>
-              <w:t xml:space="preserve">hi</w:t>
-            </w:r>
-          </w:p>
-        </w:tc>
-      </w:tr>
-      <w:tr>
-        <w:tc>
-          <w:tcPr/>
-          <w:p>
-            <w:pPr>
-              <w:pStyle w:val="Compact"/>
-              <w:jc w:val="left"/>
-            </w:pPr>
-            <w:r>
-              <w:rPr>
-                <w:rStyle w:val="VerbatimChar"/>
-              </w:rPr>
-              <w:t xml:space="preserve">ref_clk_i</w:t>
-            </w:r>
-            <w:r>
-              <w:t xml:space="preserve"> </w:t>
-            </w:r>
-            <w:r>
-              <w:t xml:space="preserve">synchroniser</w:t>
-            </w:r>
-          </w:p>
-        </w:tc>
-        <w:tc>
-          <w:tcPr/>
-          <w:p>
-            <w:pPr>
-              <w:pStyle w:val="Compact"/>
-              <w:jc w:val="right"/>
-            </w:pPr>
-            <w:r>
-              <w:t xml:space="preserve">1</w:t>
-            </w:r>
-          </w:p>
-        </w:tc>
-        <w:tc>
-          <w:tcPr/>
-          <w:p>
-            <w:pPr>
-              <w:pStyle w:val="Compact"/>
-              <w:jc w:val="left"/>
-            </w:pPr>
-            <w:r>
-              <w:t xml:space="preserve">four flops and a rising-edge detector on</w:t>
-            </w:r>
-            <w:r>
-              <w:t xml:space="preserve"> </w:t>
-            </w:r>
-            <w:r>
-              <w:rPr>
-                <w:rStyle w:val="VerbatimChar"/>
-              </w:rPr>
-              <w:t xml:space="preserve">HCLK</w:t>
-            </w:r>
-          </w:p>
-        </w:tc>
-      </w:tr>
-      <w:tr>
-        <w:tc>
-          <w:tcPr/>
-          <w:p>
-            <w:pPr>
-              <w:pStyle w:val="Compact"/>
-              <w:jc w:val="left"/>
-            </w:pPr>
-            <w:r>
-              <w:t xml:space="preserve">IRQ logic</w:t>
-            </w:r>
-          </w:p>
-        </w:tc>
-        <w:tc>
-          <w:tcPr/>
-          <w:p>
-            <w:pPr>
-              <w:pStyle w:val="Compact"/>
-              <w:jc w:val="right"/>
-            </w:pPr>
-            <w:r>
-              <w:t xml:space="preserve">1</w:t>
-            </w:r>
-          </w:p>
-        </w:tc>
-        <w:tc>
-          <w:tcPr/>
-          <w:p>
-            <w:pPr>
-              <w:pStyle w:val="Compact"/>
-              <w:jc w:val="left"/>
-            </w:pPr>
-            <w:r>
-              <w:t xml:space="preserve">combinational AND of compare flags and</w:t>
-            </w:r>
-            <w:r>
-              <w:t xml:space="preserve"> </w:t>
-            </w:r>
-            <w:r>
-              <w:rPr>
-                <w:rStyle w:val="VerbatimChar"/>
-              </w:rPr>
-              <w:t xml:space="preserve">IRQ_EN</w:t>
-            </w:r>
-            <w:r>
-              <w:t xml:space="preserve"> </w:t>
-            </w:r>
-            <w:r>
-              <w:t xml:space="preserve">– 7.3</w:t>
-            </w:r>
-          </w:p>
-        </w:tc>
-      </w:tr>
-    </w:tbl>
     <w:bookmarkEnd w:id="35"/>
     <w:bookmarkStart w:id="36" w:name="ip-used"/>
     <w:p>

--- a/doc/QNSC_TIMER_MAS.docx
+++ b/doc/QNSC_TIMER_MAS.docx
@@ -743,7 +743,7 @@
               <w:jc w:val="left"/>
             </w:pPr>
             <w:r>
-              <w:t xml:space="preserve">64-bit,</w:t>
+              <w:t xml:space="preserve">64-bit: firmware writes</w:t>
             </w:r>
             <w:r>
               <w:t xml:space="preserve"> </w:t>
@@ -880,7 +880,7 @@
               <w:jc w:val="left"/>
             </w:pPr>
             <w:r>
-              <w:t xml:space="preserve">two 32-bit,</w:t>
+              <w:t xml:space="preserve">two 32-bit:</w:t>
             </w:r>
             <w:r>
               <w:t xml:space="preserve"> </w:t>
@@ -895,7 +895,7 @@
               <w:t xml:space="preserve"> </w:t>
             </w:r>
             <w:r>
-              <w:t xml:space="preserve">= 0</w:t>
+              <w:t xml:space="preserve">stays 0</w:t>
             </w:r>
           </w:p>
         </w:tc>
@@ -5577,13 +5577,13 @@
         <w:pStyle w:val="FirstParagraph"/>
       </w:pPr>
       <w:r>
-        <w:t xml:space="preserve">The match flag of each counter is a flop that is 1 in every cycle in which the count</w:t>
-      </w:r>
-      <w:r>
-        <w:t xml:space="preserve"> </w:t>
-      </w:r>
-      <w:r>
-        <w:t xml:space="preserve">equals</w:t>
+        <w:t xml:space="preserve">The match flag of each counter is a flop: it is 1 in the cycle after each cycle in</w:t>
+      </w:r>
+      <w:r>
+        <w:t xml:space="preserve"> </w:t>
+      </w:r>
+      <w:r>
+        <w:t xml:space="preserve">which the count equals</w:t>
       </w:r>
       <w:r>
         <w:t xml:space="preserve"> </w:t>
@@ -7284,7 +7284,7 @@
               <w:jc w:val="left"/>
             </w:pPr>
             <w:r>
-              <w:t xml:space="preserve">nowhere in periodic mode – 7.5</w:t>
+              <w:t xml:space="preserve">nowhere in periodic or free-running mode – 7.5</w:t>
             </w:r>
           </w:p>
         </w:tc>
@@ -7885,7 +7885,7 @@
               <w:t xml:space="preserve"> </w:t>
             </w:r>
             <w:r>
-              <w:t xml:space="preserve">= offset within the region (</w:t>
+              <w:t xml:space="preserve">= the low 12 bits of the offset (</w:t>
             </w:r>
             <w:r>
               <w:rPr>
@@ -7897,7 +7897,7 @@
               <w:t xml:space="preserve"> </w:t>
             </w:r>
             <w:r>
-              <w:t xml:space="preserve">subtracts the base)</w:t>
+              <w:t xml:space="preserve">subtracts the base; offset bits 13:12 are not used)</w:t>
             </w:r>
           </w:p>
         </w:tc>
@@ -8245,6 +8245,110 @@
       </w:r>
       <w:r>
         <w:t xml:space="preserve">’s clock gate stops the timebase without any record.</w:t>
+      </w:r>
+    </w:p>
+    <w:p>
+      <w:pPr>
+        <w:pStyle w:val="Compact"/>
+        <w:numPr>
+          <w:ilvl w:val="0"/>
+          <w:numId w:val="1003"/>
+        </w:numPr>
+        <w:jc w:val="left"/>
+      </w:pPr>
+      <w:r>
+        <w:t xml:space="preserve">Read the 64-bit count as</w:t>
+      </w:r>
+      <w:r>
+        <w:t xml:space="preserve"> </w:t>
+      </w:r>
+      <w:r>
+        <w:rPr>
+          <w:rStyle w:val="VerbatimChar"/>
+        </w:rPr>
+        <w:t xml:space="preserve">HI</w:t>
+      </w:r>
+      <w:r>
+        <w:t xml:space="preserve">,</w:t>
+      </w:r>
+      <w:r>
+        <w:t xml:space="preserve"> </w:t>
+      </w:r>
+      <w:r>
+        <w:rPr>
+          <w:rStyle w:val="VerbatimChar"/>
+        </w:rPr>
+        <w:t xml:space="preserve">LO</w:t>
+      </w:r>
+      <w:r>
+        <w:t xml:space="preserve">,</w:t>
+      </w:r>
+      <w:r>
+        <w:t xml:space="preserve"> </w:t>
+      </w:r>
+      <w:r>
+        <w:rPr>
+          <w:rStyle w:val="VerbatimChar"/>
+        </w:rPr>
+        <w:t xml:space="preserve">HI</w:t>
+      </w:r>
+      <w:r>
+        <w:t xml:space="preserve">; if the two</w:t>
+      </w:r>
+      <w:r>
+        <w:t xml:space="preserve"> </w:t>
+      </w:r>
+      <w:r>
+        <w:rPr>
+          <w:rStyle w:val="VerbatimChar"/>
+        </w:rPr>
+        <w:t xml:space="preserve">HI</w:t>
+      </w:r>
+      <w:r>
+        <w:t xml:space="preserve"> </w:t>
+      </w:r>
+      <w:r>
+        <w:t xml:space="preserve">values differ, read again.</w:t>
+      </w:r>
+    </w:p>
+    <w:p>
+      <w:pPr>
+        <w:pStyle w:val="Compact"/>
+        <w:numPr>
+          <w:ilvl w:val="0"/>
+          <w:numId w:val="1003"/>
+        </w:numPr>
+        <w:jc w:val="left"/>
+      </w:pPr>
+      <w:r>
+        <w:t xml:space="preserve">Restart a one-shot with</w:t>
+      </w:r>
+      <w:r>
+        <w:t xml:space="preserve"> </w:t>
+      </w:r>
+      <w:r>
+        <w:rPr>
+          <w:rStyle w:val="VerbatimChar"/>
+        </w:rPr>
+        <w:t xml:space="preserve">TIMER_RESET_x</w:t>
+      </w:r>
+      <w:r>
+        <w:t xml:space="preserve">, then</w:t>
+      </w:r>
+      <w:r>
+        <w:t xml:space="preserve"> </w:t>
+      </w:r>
+      <w:r>
+        <w:rPr>
+          <w:rStyle w:val="VerbatimChar"/>
+        </w:rPr>
+        <w:t xml:space="preserve">TIMER_START_x</w:t>
+      </w:r>
+      <w:r>
+        <w:t xml:space="preserve"> </w:t>
+      </w:r>
+      <w:r>
+        <w:t xml:space="preserve">– 7.5.</w:t>
       </w:r>
     </w:p>
     <w:p>

--- a/doc/QNSC_TIMER_MAS.docx
+++ b/doc/QNSC_TIMER_MAS.docx
@@ -15,7 +15,7 @@
         <w:pStyle w:val="Subtitle"/>
       </w:pPr>
       <w:r>
-        <w:t xml:space="preserve">MICRO-ARCHITECTURE SPECIFICATION – V2.1</w:t>
+        <w:t xml:space="preserve">MICRO-ARCHITECTURE SPECIFICATION – V2.2</w:t>
       </w:r>
     </w:p>
     <w:p>
@@ -477,6 +477,131 @@
           </w:p>
         </w:tc>
       </w:tr>
+      <w:tr>
+        <w:tc>
+          <w:tcPr/>
+          <w:p>
+            <w:pPr>
+              <w:pStyle w:val="Compact"/>
+              <w:jc w:val="left"/>
+            </w:pPr>
+            <w:r>
+              <w:t xml:space="preserve">V2.2</w:t>
+            </w:r>
+          </w:p>
+        </w:tc>
+        <w:tc>
+          <w:tcPr/>
+          <w:p>
+            <w:pPr>
+              <w:pStyle w:val="Compact"/>
+              <w:jc w:val="left"/>
+            </w:pPr>
+            <w:r>
+              <w:t xml:space="preserve">2026-09-25</w:t>
+            </w:r>
+          </w:p>
+        </w:tc>
+        <w:tc>
+          <w:tcPr/>
+          <w:p>
+            <w:pPr>
+              <w:pStyle w:val="Compact"/>
+              <w:jc w:val="left"/>
+            </w:pPr>
+            <w:r>
+              <w:t xml:space="preserve">Nghia VT</w:t>
+            </w:r>
+          </w:p>
+        </w:tc>
+        <w:tc>
+          <w:tcPr/>
+          <w:p>
+            <w:pPr>
+              <w:pStyle w:val="Compact"/>
+              <w:jc w:val="left"/>
+            </w:pPr>
+            <w:r>
+              <w:t xml:space="preserve">–</w:t>
+            </w:r>
+          </w:p>
+        </w:tc>
+        <w:tc>
+          <w:tcPr/>
+          <w:p>
+            <w:pPr>
+              <w:pStyle w:val="Compact"/>
+              <w:jc w:val="left"/>
+            </w:pPr>
+            <w:r>
+              <w:rPr>
+                <w:rStyle w:val="VerbatimChar"/>
+              </w:rPr>
+              <w:t xml:space="preserve">SCRC</w:t>
+            </w:r>
+            <w:r>
+              <w:t xml:space="preserve"> </w:t>
+            </w:r>
+            <w:r>
+              <w:t xml:space="preserve">reset outputs named</w:t>
+            </w:r>
+            <w:r>
+              <w:t xml:space="preserve"> </w:t>
+            </w:r>
+            <w:r>
+              <w:rPr>
+                <w:rStyle w:val="VerbatimChar"/>
+              </w:rPr>
+              <w:t xml:space="preserve">o_rst_n_timer_0</w:t>
+            </w:r>
+            <w:r>
+              <w:t xml:space="preserve">,</w:t>
+            </w:r>
+            <w:r>
+              <w:t xml:space="preserve"> </w:t>
+            </w:r>
+            <w:r>
+              <w:rPr>
+                <w:rStyle w:val="VerbatimChar"/>
+              </w:rPr>
+              <w:t xml:space="preserve">o_rst_n_timer_1</w:t>
+            </w:r>
+            <w:r>
+              <w:t xml:space="preserve"> </w:t>
+            </w:r>
+            <w:r>
+              <w:t xml:space="preserve">(was</w:t>
+            </w:r>
+            <w:r>
+              <w:t xml:space="preserve"> </w:t>
+            </w:r>
+            <w:r>
+              <w:rPr>
+                <w:rStyle w:val="VerbatimChar"/>
+              </w:rPr>
+              <w:t xml:space="preserve">o_rst_timer0_n</w:t>
+            </w:r>
+            <w:r>
+              <w:t xml:space="preserve">), per</w:t>
+            </w:r>
+            <w:r>
+              <w:t xml:space="preserve"> </w:t>
+            </w:r>
+            <w:r>
+              <w:rPr>
+                <w:rStyle w:val="VerbatimChar"/>
+              </w:rPr>
+              <w:t xml:space="preserve">QNSC_RTL_Design_Naming_Rule</w:t>
+            </w:r>
+            <w:r>
+              <w:t xml:space="preserve"> </w:t>
+            </w:r>
+            <w:r>
+              <w:t xml:space="preserve">1.3 and 1.4</w:t>
+            </w:r>
+          </w:p>
+        </w:tc>
+      </w:tr>
     </w:tbl>
     <w:bookmarkEnd w:id="26"/>
     <w:bookmarkStart w:id="27" w:name="overview"/>
@@ -1162,7 +1287,7 @@
         <w:rPr>
           <w:rStyle w:val="VerbatimChar"/>
         </w:rPr>
-        <w:t xml:space="preserve">o_rst_timer0_n</w:t>
+        <w:t xml:space="preserve">o_rst_n_timer_0</w:t>
       </w:r>
       <w:r>
         <w:t xml:space="preserve"> </w:t>
@@ -1177,7 +1302,7 @@
         <w:rPr>
           <w:rStyle w:val="VerbatimChar"/>
         </w:rPr>
-        <w:t xml:space="preserve">o_rst_timer1_n</w:t>
+        <w:t xml:space="preserve">o_rst_n_timer_1</w:t>
       </w:r>
       <w:r>
         <w:t xml:space="preserve"> </w:t>
@@ -1672,7 +1797,7 @@
               <w:rPr>
                 <w:rStyle w:val="VerbatimChar"/>
               </w:rPr>
-              <w:t xml:space="preserve">o_rst_timer0_n</w:t>
+              <w:t xml:space="preserve">o_rst_n_timer_0</w:t>
             </w:r>
             <w:r>
               <w:t xml:space="preserve"> </w:t>
@@ -1687,7 +1812,7 @@
               <w:rPr>
                 <w:rStyle w:val="VerbatimChar"/>
               </w:rPr>
-              <w:t xml:space="preserve">o_rst_timer1_n</w:t>
+              <w:t xml:space="preserve">o_rst_n_timer_1</w:t>
             </w:r>
             <w:r>
               <w:t xml:space="preserve">, to</w:t>
@@ -9454,7 +9579,7 @@
       <w:rPr>
         <w:szCs w:val="26"/>
       </w:rPr>
-      <w:t>V2.1</w:t>
+      <w:t>V2.2</w:t>
     </w:r>
     <w:r>
       <w:rPr>

--- a/doc/QNSC_TIMER_MAS.docx
+++ b/doc/QNSC_TIMER_MAS.docx
@@ -15,7 +15,7 @@
         <w:pStyle w:val="Subtitle"/>
       </w:pPr>
       <w:r>
-        <w:t xml:space="preserve">MICRO-ARCHITECTURE SPECIFICATION – V2.2</w:t>
+        <w:t xml:space="preserve">MICRO-ARCHITECTURE SPECIFICATION – V2.3</w:t>
       </w:r>
     </w:p>
     <w:p>
@@ -602,6 +602,149 @@
           </w:p>
         </w:tc>
       </w:tr>
+      <w:tr>
+        <w:tc>
+          <w:tcPr/>
+          <w:p>
+            <w:pPr>
+              <w:pStyle w:val="Compact"/>
+              <w:jc w:val="left"/>
+            </w:pPr>
+            <w:r>
+              <w:t xml:space="preserve">V2.3</w:t>
+            </w:r>
+          </w:p>
+        </w:tc>
+        <w:tc>
+          <w:tcPr/>
+          <w:p>
+            <w:pPr>
+              <w:pStyle w:val="Compact"/>
+              <w:jc w:val="left"/>
+            </w:pPr>
+            <w:r>
+              <w:t xml:space="preserve">2026-09-25</w:t>
+            </w:r>
+          </w:p>
+        </w:tc>
+        <w:tc>
+          <w:tcPr/>
+          <w:p>
+            <w:pPr>
+              <w:pStyle w:val="Compact"/>
+              <w:jc w:val="left"/>
+            </w:pPr>
+            <w:r>
+              <w:t xml:space="preserve">Nghia VT</w:t>
+            </w:r>
+          </w:p>
+        </w:tc>
+        <w:tc>
+          <w:tcPr/>
+          <w:p>
+            <w:pPr>
+              <w:pStyle w:val="Compact"/>
+              <w:jc w:val="left"/>
+            </w:pPr>
+            <w:r>
+              <w:t xml:space="preserve">–</w:t>
+            </w:r>
+          </w:p>
+        </w:tc>
+        <w:tc>
+          <w:tcPr/>
+          <w:p>
+            <w:pPr>
+              <w:pStyle w:val="Compact"/>
+              <w:jc w:val="left"/>
+            </w:pPr>
+            <w:r>
+              <w:t xml:space="preserve">Ports and addresses moved up one slot after GPIO3 was dropped:</w:t>
+            </w:r>
+            <w:r>
+              <w:t xml:space="preserve"> </w:t>
+            </w:r>
+            <w:r>
+              <w:rPr>
+                <w:rStyle w:val="VerbatimChar"/>
+              </w:rPr>
+              <w:t xml:space="preserve">TIMER0</w:t>
+            </w:r>
+            <w:r>
+              <w:t xml:space="preserve"> </w:t>
+            </w:r>
+            <w:r>
+              <w:t xml:space="preserve">on</w:t>
+            </w:r>
+            <w:r>
+              <w:t xml:space="preserve"> </w:t>
+            </w:r>
+            <w:r>
+              <w:rPr>
+                <w:rStyle w:val="VerbatimChar"/>
+              </w:rPr>
+              <w:t xml:space="preserve">APB_M6</w:t>
+            </w:r>
+            <w:r>
+              <w:t xml:space="preserve"> </w:t>
+            </w:r>
+            <w:r>
+              <w:t xml:space="preserve">at</w:t>
+            </w:r>
+            <w:r>
+              <w:t xml:space="preserve"> </w:t>
+            </w:r>
+            <w:r>
+              <w:rPr>
+                <w:rStyle w:val="VerbatimChar"/>
+              </w:rPr>
+              <w:t xml:space="preserve">0x8001_8000</w:t>
+            </w:r>
+            <w:r>
+              <w:t xml:space="preserve">,</w:t>
+            </w:r>
+            <w:r>
+              <w:t xml:space="preserve"> </w:t>
+            </w:r>
+            <w:r>
+              <w:rPr>
+                <w:rStyle w:val="VerbatimChar"/>
+              </w:rPr>
+              <w:t xml:space="preserve">TIMER1</w:t>
+            </w:r>
+            <w:r>
+              <w:t xml:space="preserve"> </w:t>
+            </w:r>
+            <w:r>
+              <w:t xml:space="preserve">on</w:t>
+            </w:r>
+            <w:r>
+              <w:t xml:space="preserve"> </w:t>
+            </w:r>
+            <w:r>
+              <w:rPr>
+                <w:rStyle w:val="VerbatimChar"/>
+              </w:rPr>
+              <w:t xml:space="preserve">APB_M7</w:t>
+            </w:r>
+            <w:r>
+              <w:t xml:space="preserve"> </w:t>
+            </w:r>
+            <w:r>
+              <w:t xml:space="preserve">at</w:t>
+            </w:r>
+            <w:r>
+              <w:t xml:space="preserve"> </w:t>
+            </w:r>
+            <w:r>
+              <w:rPr>
+                <w:rStyle w:val="VerbatimChar"/>
+              </w:rPr>
+              <w:t xml:space="preserve">0x8001_C000</w:t>
+            </w:r>
+          </w:p>
+        </w:tc>
+      </w:tr>
     </w:tbl>
     <w:bookmarkEnd w:id="26"/>
     <w:bookmarkStart w:id="27" w:name="overview"/>
@@ -841,22 +984,22 @@
               <w:rPr>
                 <w:rStyle w:val="VerbatimChar"/>
               </w:rPr>
-              <w:t xml:space="preserve">0x8001_C000</w:t>
-            </w:r>
-          </w:p>
-        </w:tc>
-        <w:tc>
-          <w:tcPr/>
-          <w:p>
-            <w:pPr>
-              <w:pStyle w:val="Compact"/>
-              <w:jc w:val="left"/>
-            </w:pPr>
-            <w:r>
-              <w:rPr>
-                <w:rStyle w:val="VerbatimChar"/>
-              </w:rPr>
-              <w:t xml:space="preserve">APB_M7</w:t>
+              <w:t xml:space="preserve">0x8001_8000</w:t>
+            </w:r>
+          </w:p>
+        </w:tc>
+        <w:tc>
+          <w:tcPr/>
+          <w:p>
+            <w:pPr>
+              <w:pStyle w:val="Compact"/>
+              <w:jc w:val="left"/>
+            </w:pPr>
+            <w:r>
+              <w:rPr>
+                <w:rStyle w:val="VerbatimChar"/>
+              </w:rPr>
+              <w:t xml:space="preserve">APB_M6</w:t>
             </w:r>
           </w:p>
         </w:tc>
@@ -978,22 +1121,22 @@
               <w:rPr>
                 <w:rStyle w:val="VerbatimChar"/>
               </w:rPr>
-              <w:t xml:space="preserve">0x8002_0000</w:t>
-            </w:r>
-          </w:p>
-        </w:tc>
-        <w:tc>
-          <w:tcPr/>
-          <w:p>
-            <w:pPr>
-              <w:pStyle w:val="Compact"/>
-              <w:jc w:val="left"/>
-            </w:pPr>
-            <w:r>
-              <w:rPr>
-                <w:rStyle w:val="VerbatimChar"/>
-              </w:rPr>
-              <w:t xml:space="preserve">APB_M8</w:t>
+              <w:t xml:space="preserve">0x8001_C000</w:t>
+            </w:r>
+          </w:p>
+        </w:tc>
+        <w:tc>
+          <w:tcPr/>
+          <w:p>
+            <w:pPr>
+              <w:pStyle w:val="Compact"/>
+              <w:jc w:val="left"/>
+            </w:pPr>
+            <w:r>
+              <w:rPr>
+                <w:rStyle w:val="VerbatimChar"/>
+              </w:rPr>
+              <w:t xml:space="preserve">APB_M7</w:t>
             </w:r>
           </w:p>
         </w:tc>
@@ -9579,7 +9722,7 @@
       <w:rPr>
         <w:szCs w:val="26"/>
       </w:rPr>
-      <w:t>V2.2</w:t>
+      <w:t>V2.3</w:t>
     </w:r>
     <w:r>
       <w:rPr>
